--- a/downloads/teacher/05 Materials/Unit 02/Slides/Slides 02.06 - Time and Energy as Resources.docx
+++ b/downloads/teacher/05 Materials/Unit 02/Slides/Slides 02.06 - Time and Energy as Resources.docx
@@ -17,7 +17,7 @@
         <w:pStyle w:val="FirstParagraph"/>
       </w:pPr>
       <w:r>
-        <w:t xml:space="preserve">Slide outline for Lesson 2.6. Twelve slides. Slide 5 is a sample audit; Sal’s own works better than a fictional one if he is willing. Slide 8 carries the sleep numbers; confirm them against the current CDC page before teaching.</w:t>
+        <w:t xml:space="preserve">Slide outline for Lesson 2.6. Twelve slides. Slide 5 is a sample audit; my own works better than a fictional one. Slide 9 carries the sleep numbers; confirm them against the current CDC page before teaching.</w:t>
       </w:r>
     </w:p>
     <w:p>
@@ -343,335 +343,305 @@
         <w:t xml:space="preserve"> </w:t>
       </w:r>
       <w:r>
-        <w:t xml:space="preserve">Notes:</w:t>
+        <w:t xml:space="preserve">Notes: This slide is also the fallback for a student who cannot recall yesterday.</w:t>
+      </w:r>
+    </w:p>
+    <w:p>
+      <w:pPr>
+        <w:pStyle w:val="Heading2"/>
+      </w:pPr>
+      <w:bookmarkStart w:id="26" w:name="slide-6-count-yours"/>
+      <w:r>
+        <w:t xml:space="preserve">Slide 6: Count yours</w:t>
+      </w:r>
+      <w:bookmarkEnd w:id="26"/>
+    </w:p>
+    <w:p>
+      <w:pPr>
+        <w:numPr>
+          <w:ilvl w:val="0"/>
+          <w:numId w:val="1008"/>
+        </w:numPr>
+        <w:pStyle w:val="Compact"/>
+      </w:pPr>
+      <w:r>
+        <w:t xml:space="preserve">Yesterday. Not a normal day, not a good day. Yesterday</w:t>
+      </w:r>
+    </w:p>
+    <w:p>
+      <w:pPr>
+        <w:numPr>
+          <w:ilvl w:val="0"/>
+          <w:numId w:val="1008"/>
+        </w:numPr>
+        <w:pStyle w:val="Compact"/>
+      </w:pPr>
+      <w:r>
+        <w:t xml:space="preserve">Whole hours. Overlap counts once, in the bigger category</w:t>
+      </w:r>
+    </w:p>
+    <w:p>
+      <w:pPr>
+        <w:numPr>
+          <w:ilvl w:val="0"/>
+          <w:numId w:val="1008"/>
+        </w:numPr>
+        <w:pStyle w:val="Compact"/>
+      </w:pPr>
+      <w:r>
+        <w:t xml:space="preserve">Add it up. 24 or find what is hiding</w:t>
+      </w:r>
+    </w:p>
+    <w:p>
+      <w:pPr>
+        <w:numPr>
+          <w:ilvl w:val="0"/>
+          <w:numId w:val="1008"/>
+        </w:numPr>
+        <w:pStyle w:val="Compact"/>
+      </w:pPr>
+      <w:r>
+        <w:t xml:space="preserve">Color the bar. Circle your two biggest</w:t>
+      </w:r>
+    </w:p>
+    <w:p>
+      <w:pPr>
+        <w:numPr>
+          <w:ilvl w:val="0"/>
+          <w:numId w:val="1008"/>
+        </w:numPr>
+        <w:pStyle w:val="Compact"/>
+      </w:pPr>
+      <w:r>
+        <w:t xml:space="preserve">Write the real sleep and screen numbers next to your guesses</w:t>
+      </w:r>
+    </w:p>
+    <w:p>
+      <w:pPr>
+        <w:numPr>
+          <w:ilvl w:val="0"/>
+          <w:numId w:val="1008"/>
+        </w:numPr>
+        <w:pStyle w:val="Compact"/>
+      </w:pPr>
+      <w:r>
+        <w:t xml:space="preserve">8 minutes</w:t>
       </w:r>
       <w:r>
         <w:t xml:space="preserve"> </w:t>
       </w:r>
       <w:r>
-        <w:rPr>
-          <w:rStyle w:val="TeacherNote"/>
-        </w:rPr>
-        <w:t xml:space="preserve">[Sal: your own numbers, if you are willing. A teacher who shows 6 hours of sleep and 3 of screens makes the lesson honest.]</w:t>
+        <w:t xml:space="preserve">Notes: Circulate. Totals of 27 or 21 are the normal errors: overlap or the bus. Nobody grades the hours; you grade the total.</w:t>
+      </w:r>
+    </w:p>
+    <w:p>
+      <w:pPr>
+        <w:pStyle w:val="Heading2"/>
+      </w:pPr>
+      <w:bookmarkStart w:id="27" w:name="slide-7-the-four-boxes"/>
+      <w:r>
+        <w:t xml:space="preserve">Slide 7: The four boxes</w:t>
+      </w:r>
+      <w:bookmarkEnd w:id="27"/>
+    </w:p>
+    <w:p>
+      <w:pPr>
+        <w:numPr>
+          <w:ilvl w:val="0"/>
+          <w:numId w:val="1009"/>
+        </w:numPr>
+        <w:pStyle w:val="Compact"/>
+      </w:pPr>
+      <w:r>
+        <w:t xml:space="preserve">Urgent: it has a clock on it. Something will make you deal with it soon</w:t>
+      </w:r>
+    </w:p>
+    <w:p>
+      <w:pPr>
+        <w:numPr>
+          <w:ilvl w:val="0"/>
+          <w:numId w:val="1009"/>
+        </w:numPr>
+        <w:pStyle w:val="Compact"/>
+      </w:pPr>
+      <w:r>
+        <w:t xml:space="preserve">Important: it moves a goal or a value</w:t>
+      </w:r>
+    </w:p>
+    <w:p>
+      <w:pPr>
+        <w:numPr>
+          <w:ilvl w:val="0"/>
+          <w:numId w:val="1009"/>
+        </w:numPr>
+        <w:pStyle w:val="Compact"/>
+      </w:pPr>
+      <w:r>
+        <w:t xml:space="preserve">Box 1: urgent and important. Box 2: important, not urgent. Box 3: urgent, not important. Box 4: neither</w:t>
+      </w:r>
+    </w:p>
+    <w:p>
+      <w:pPr>
+        <w:numPr>
+          <w:ilvl w:val="0"/>
+          <w:numId w:val="1009"/>
+        </w:numPr>
+        <w:pStyle w:val="Compact"/>
+      </w:pPr>
+      <w:r>
+        <w:t xml:space="preserve">One finger to four fingers: 1. Homework due tomorrow. 2. Free throws for a March tryout. 3. A group chat blowing up. 4. Scrolling for an hour. 5. Studying Monday for a Friday test. 6. A friend needs a ride right now. 7. Saving $5 this week for the bike. 8. Reorganizing your apps</w:t>
       </w:r>
       <w:r>
         <w:t xml:space="preserve"> </w:t>
       </w:r>
       <w:r>
-        <w:t xml:space="preserve">This slide is also the fallback for a student who cannot recall yesterday.</w:t>
+        <w:t xml:space="preserve">Image: a two-by-two grid with a clock over the left column and a star beside the top row.</w:t>
+      </w:r>
+      <w:r>
+        <w:t xml:space="preserve"> </w:t>
+      </w:r>
+      <w:r>
+        <w:t xml:space="preserve">Notes: Answers: 1, 2, 3, 4, 2, 1, 2, 4. Task 5 is the argument: box 2 on Monday, box 1 on Thursday night. That is how box 2 things become emergencies. Then students sort four of their own.</w:t>
       </w:r>
     </w:p>
     <w:p>
       <w:pPr>
         <w:pStyle w:val="Heading2"/>
       </w:pPr>
-      <w:bookmarkStart w:id="26" w:name="slide-6-count-yours"/>
-      <w:r>
-        <w:t xml:space="preserve">Slide 6: Count yours</w:t>
-      </w:r>
-      <w:bookmarkEnd w:id="26"/>
-    </w:p>
-    <w:p>
-      <w:pPr>
-        <w:numPr>
-          <w:ilvl w:val="0"/>
-          <w:numId w:val="1008"/>
-        </w:numPr>
-        <w:pStyle w:val="Compact"/>
-      </w:pPr>
-      <w:r>
-        <w:t xml:space="preserve">Yesterday. Not a normal day, not a good day. Yesterday</w:t>
-      </w:r>
-    </w:p>
-    <w:p>
-      <w:pPr>
-        <w:numPr>
-          <w:ilvl w:val="0"/>
-          <w:numId w:val="1008"/>
-        </w:numPr>
-        <w:pStyle w:val="Compact"/>
-      </w:pPr>
-      <w:r>
-        <w:t xml:space="preserve">Whole hours. Overlap counts once, in the bigger category</w:t>
-      </w:r>
-    </w:p>
-    <w:p>
-      <w:pPr>
-        <w:numPr>
-          <w:ilvl w:val="0"/>
-          <w:numId w:val="1008"/>
-        </w:numPr>
-        <w:pStyle w:val="Compact"/>
-      </w:pPr>
-      <w:r>
-        <w:t xml:space="preserve">Add it up. 24 or find what is hiding</w:t>
-      </w:r>
-    </w:p>
-    <w:p>
-      <w:pPr>
-        <w:numPr>
-          <w:ilvl w:val="0"/>
-          <w:numId w:val="1008"/>
-        </w:numPr>
-        <w:pStyle w:val="Compact"/>
-      </w:pPr>
-      <w:r>
-        <w:t xml:space="preserve">Color the bar. Circle your two biggest</w:t>
-      </w:r>
-    </w:p>
-    <w:p>
-      <w:pPr>
-        <w:numPr>
-          <w:ilvl w:val="0"/>
-          <w:numId w:val="1008"/>
-        </w:numPr>
-        <w:pStyle w:val="Compact"/>
-      </w:pPr>
-      <w:r>
-        <w:t xml:space="preserve">Write the real sleep and screen numbers next to your guesses</w:t>
-      </w:r>
-    </w:p>
-    <w:p>
-      <w:pPr>
-        <w:numPr>
-          <w:ilvl w:val="0"/>
-          <w:numId w:val="1008"/>
-        </w:numPr>
-        <w:pStyle w:val="Compact"/>
-      </w:pPr>
-      <w:r>
-        <w:t xml:space="preserve">8 minutes</w:t>
+      <w:bookmarkStart w:id="28" w:name="slide-8-where-does-your-first-rung-land"/>
+      <w:r>
+        <w:t xml:space="preserve">Slide 8: Where does your first rung land?</w:t>
+      </w:r>
+      <w:bookmarkEnd w:id="28"/>
+    </w:p>
+    <w:p>
+      <w:pPr>
+        <w:numPr>
+          <w:ilvl w:val="0"/>
+          <w:numId w:val="1010"/>
+        </w:numPr>
+        <w:pStyle w:val="Compact"/>
+      </w:pPr>
+      <w:r>
+        <w:t xml:space="preserve">Almost always box 2: important, not urgent</w:t>
+      </w:r>
+    </w:p>
+    <w:p>
+      <w:pPr>
+        <w:numPr>
+          <w:ilvl w:val="0"/>
+          <w:numId w:val="1010"/>
+        </w:numPr>
+        <w:pStyle w:val="Compact"/>
+      </w:pPr>
+      <w:r>
+        <w:t xml:space="preserve">That is why it does not happen. Nothing forces it</w:t>
+      </w:r>
+    </w:p>
+    <w:p>
+      <w:pPr>
+        <w:numPr>
+          <w:ilvl w:val="0"/>
+          <w:numId w:val="1010"/>
+        </w:numPr>
+        <w:pStyle w:val="Compact"/>
+      </w:pPr>
+      <w:r>
+        <w:t xml:space="preserve">The fix: you put it on the calendar yourself</w:t>
+      </w:r>
+    </w:p>
+    <w:p>
+      <w:pPr>
+        <w:numPr>
+          <w:ilvl w:val="0"/>
+          <w:numId w:val="1010"/>
+        </w:numPr>
+        <w:pStyle w:val="Compact"/>
+      </w:pPr>
+      <w:r>
+        <w:t xml:space="preserve">That is what the rest of today is for</w:t>
       </w:r>
       <w:r>
         <w:t xml:space="preserve"> </w:t>
       </w:r>
       <w:r>
-        <w:t xml:space="preserve">Notes: Circulate. Totals of 27 or 21 are the normal errors: overlap or the bus. Nobody grades the hours; you grade the total.</w:t>
+        <w:t xml:space="preserve">Notes: Say this sentence slowly. It is the one they should remember.</w:t>
       </w:r>
     </w:p>
     <w:p>
       <w:pPr>
         <w:pStyle w:val="Heading2"/>
       </w:pPr>
-      <w:bookmarkStart w:id="27" w:name="slide-7-the-four-boxes"/>
-      <w:r>
-        <w:t xml:space="preserve">Slide 7: The four boxes</w:t>
-      </w:r>
-      <w:bookmarkEnd w:id="27"/>
-    </w:p>
-    <w:p>
-      <w:pPr>
-        <w:numPr>
-          <w:ilvl w:val="0"/>
-          <w:numId w:val="1009"/>
-        </w:numPr>
-        <w:pStyle w:val="Compact"/>
-      </w:pPr>
-      <w:r>
-        <w:t xml:space="preserve">Urgent: it has a clock on it. Something will make you deal with it soon</w:t>
-      </w:r>
-    </w:p>
-    <w:p>
-      <w:pPr>
-        <w:numPr>
-          <w:ilvl w:val="0"/>
-          <w:numId w:val="1009"/>
-        </w:numPr>
-        <w:pStyle w:val="Compact"/>
-      </w:pPr>
-      <w:r>
-        <w:t xml:space="preserve">Important: it moves a goal or a value</w:t>
-      </w:r>
-    </w:p>
-    <w:p>
-      <w:pPr>
-        <w:numPr>
-          <w:ilvl w:val="0"/>
-          <w:numId w:val="1009"/>
-        </w:numPr>
-        <w:pStyle w:val="Compact"/>
-      </w:pPr>
-      <w:r>
-        <w:t xml:space="preserve">Box 1: urgent and important. Box 2: important, not urgent. Box 3: urgent, not important. Box 4: neither</w:t>
-      </w:r>
-    </w:p>
-    <w:p>
-      <w:pPr>
-        <w:numPr>
-          <w:ilvl w:val="0"/>
-          <w:numId w:val="1009"/>
-        </w:numPr>
-        <w:pStyle w:val="Compact"/>
-      </w:pPr>
-      <w:r>
-        <w:t xml:space="preserve">One finger to four fingers: 1. Homework due tomorrow. 2. Free throws for a March tryout. 3. A group chat blowing up. 4. Scrolling for an hour. 5. Studying Monday for a Friday test. 6. A friend needs a ride right now. 7. Saving $5 this week for the bike. 8. Reorganizing your apps</w:t>
+      <w:bookmarkStart w:id="29" w:name="slide-9-sleep-is-a-resource"/>
+      <w:r>
+        <w:t xml:space="preserve">Slide 9: Sleep is a resource</w:t>
+      </w:r>
+      <w:bookmarkEnd w:id="29"/>
+    </w:p>
+    <w:p>
+      <w:pPr>
+        <w:numPr>
+          <w:ilvl w:val="0"/>
+          <w:numId w:val="1011"/>
+        </w:numPr>
+        <w:pStyle w:val="Compact"/>
+      </w:pPr>
+      <w:r>
+        <w:t xml:space="preserve">Ages 6 to 12: 9 to 12 hours a night</w:t>
+      </w:r>
+    </w:p>
+    <w:p>
+      <w:pPr>
+        <w:numPr>
+          <w:ilvl w:val="0"/>
+          <w:numId w:val="1011"/>
+        </w:numPr>
+        <w:pStyle w:val="Compact"/>
+      </w:pPr>
+      <w:r>
+        <w:t xml:space="preserve">Ages 13 to 18: 8 to 10 hours a night</w:t>
+      </w:r>
+    </w:p>
+    <w:p>
+      <w:pPr>
+        <w:numPr>
+          <w:ilvl w:val="0"/>
+          <w:numId w:val="1011"/>
+        </w:numPr>
+        <w:pStyle w:val="Compact"/>
+      </w:pPr>
+      <w:r>
+        <w:t xml:space="preserve">Short sleep the next day: attention drops, mood drops, memory drops</w:t>
+      </w:r>
+    </w:p>
+    <w:p>
+      <w:pPr>
+        <w:numPr>
+          <w:ilvl w:val="0"/>
+          <w:numId w:val="1011"/>
+        </w:numPr>
+        <w:pStyle w:val="Compact"/>
+      </w:pPr>
+      <w:r>
+        <w:t xml:space="preserve">The second lap: tired people spend more time on screens and less on the goal</w:t>
+      </w:r>
+    </w:p>
+    <w:p>
+      <w:pPr>
+        <w:numPr>
+          <w:ilvl w:val="0"/>
+          <w:numId w:val="1011"/>
+        </w:numPr>
+        <w:pStyle w:val="Compact"/>
+      </w:pPr>
+      <w:r>
+        <w:t xml:space="preserve">Source: American Academy of Sleep Medicine, as published by the CDC</w:t>
       </w:r>
       <w:r>
         <w:t xml:space="preserve"> </w:t>
       </w:r>
       <w:r>
-        <w:t xml:space="preserve">Image: a two-by-two grid with a clock over the left column and a star beside the top row.</w:t>
-      </w:r>
-      <w:r>
-        <w:t xml:space="preserve"> </w:t>
-      </w:r>
-      <w:r>
-        <w:t xml:space="preserve">Notes: Answers: 1, 2, 3, 4, 2, 1, 2, 4. Task 5 is the argument: box 2 on Monday, box 1 on Thursday night. That is how box 2 things become emergencies. Then students sort four of their own.</w:t>
-      </w:r>
-    </w:p>
-    <w:p>
-      <w:pPr>
-        <w:pStyle w:val="Heading2"/>
-      </w:pPr>
-      <w:bookmarkStart w:id="28" w:name="slide-8-where-does-your-first-rung-land"/>
-      <w:r>
-        <w:t xml:space="preserve">Slide 8: Where does your first rung land?</w:t>
-      </w:r>
-      <w:bookmarkEnd w:id="28"/>
-    </w:p>
-    <w:p>
-      <w:pPr>
-        <w:numPr>
-          <w:ilvl w:val="0"/>
-          <w:numId w:val="1010"/>
-        </w:numPr>
-        <w:pStyle w:val="Compact"/>
-      </w:pPr>
-      <w:r>
-        <w:t xml:space="preserve">Almost always box 2: important, not urgent</w:t>
-      </w:r>
-    </w:p>
-    <w:p>
-      <w:pPr>
-        <w:numPr>
-          <w:ilvl w:val="0"/>
-          <w:numId w:val="1010"/>
-        </w:numPr>
-        <w:pStyle w:val="Compact"/>
-      </w:pPr>
-      <w:r>
-        <w:t xml:space="preserve">That is why it does not happen. Nothing forces it</w:t>
-      </w:r>
-    </w:p>
-    <w:p>
-      <w:pPr>
-        <w:numPr>
-          <w:ilvl w:val="0"/>
-          <w:numId w:val="1010"/>
-        </w:numPr>
-        <w:pStyle w:val="Compact"/>
-      </w:pPr>
-      <w:r>
-        <w:t xml:space="preserve">The fix: you put it on the calendar yourself</w:t>
-      </w:r>
-    </w:p>
-    <w:p>
-      <w:pPr>
-        <w:numPr>
-          <w:ilvl w:val="0"/>
-          <w:numId w:val="1010"/>
-        </w:numPr>
-        <w:pStyle w:val="Compact"/>
-      </w:pPr>
-      <w:r>
-        <w:t xml:space="preserve">That is what the rest of today is for</w:t>
-      </w:r>
-      <w:r>
-        <w:t xml:space="preserve"> </w:t>
-      </w:r>
-      <w:r>
-        <w:t xml:space="preserve">Notes: Say this sentence slowly. It is the one they should remember.</w:t>
-      </w:r>
-    </w:p>
-    <w:p>
-      <w:pPr>
-        <w:pStyle w:val="Heading2"/>
-      </w:pPr>
-      <w:bookmarkStart w:id="29" w:name="slide-9-sleep-is-a-resource"/>
-      <w:r>
-        <w:t xml:space="preserve">Slide 9: Sleep is a resource</w:t>
-      </w:r>
-      <w:bookmarkEnd w:id="29"/>
-    </w:p>
-    <w:p>
-      <w:pPr>
-        <w:numPr>
-          <w:ilvl w:val="0"/>
-          <w:numId w:val="1011"/>
-        </w:numPr>
-        <w:pStyle w:val="Compact"/>
-      </w:pPr>
-      <w:r>
-        <w:t xml:space="preserve">Ages 6 to 12: 9 to 12 hours a night</w:t>
-      </w:r>
-    </w:p>
-    <w:p>
-      <w:pPr>
-        <w:numPr>
-          <w:ilvl w:val="0"/>
-          <w:numId w:val="1011"/>
-        </w:numPr>
-        <w:pStyle w:val="Compact"/>
-      </w:pPr>
-      <w:r>
-        <w:t xml:space="preserve">Ages 13 to 18: 8 to 10 hours a night</w:t>
-      </w:r>
-    </w:p>
-    <w:p>
-      <w:pPr>
-        <w:numPr>
-          <w:ilvl w:val="0"/>
-          <w:numId w:val="1011"/>
-        </w:numPr>
-        <w:pStyle w:val="Compact"/>
-      </w:pPr>
-      <w:r>
-        <w:t xml:space="preserve">Short sleep the next day: attention drops, mood drops, memory drops</w:t>
-      </w:r>
-    </w:p>
-    <w:p>
-      <w:pPr>
-        <w:numPr>
-          <w:ilvl w:val="0"/>
-          <w:numId w:val="1011"/>
-        </w:numPr>
-        <w:pStyle w:val="Compact"/>
-      </w:pPr>
-      <w:r>
-        <w:t xml:space="preserve">The second lap: tired people spend more time on screens and less on the goal</w:t>
-      </w:r>
-    </w:p>
-    <w:p>
-      <w:pPr>
-        <w:numPr>
-          <w:ilvl w:val="0"/>
-          <w:numId w:val="1011"/>
-        </w:numPr>
-        <w:pStyle w:val="Compact"/>
-      </w:pPr>
-      <w:r>
-        <w:t xml:space="preserve">Source: American Academy of Sleep Medicine, as published by the CDC</w:t>
-      </w:r>
-      <w:r>
-        <w:t xml:space="preserve"> </w:t>
-      </w:r>
-      <w:r>
-        <w:t xml:space="preserve">Notes:</w:t>
-      </w:r>
-      <w:r>
-        <w:t xml:space="preserve"> </w:t>
-      </w:r>
-      <w:r>
-        <w:rPr>
-          <w:rStyle w:val="TeacherNote"/>
-        </w:rPr>
-        <w:t xml:space="preserve">[Sal: confirm the current CDC numbers and agree on them with the health teacher.]</w:t>
-      </w:r>
-      <w:r>
-        <w:t xml:space="preserve"> </w:t>
-      </w:r>
-      <w:r>
-        <w:t xml:space="preserve">Leave sleep hygiene (screens before bed, caffeine) to health unless they ask you to cover it.</w:t>
+        <w:t xml:space="preserve">Notes: Leave sleep hygiene (screens before bed, caffeine) to health unless they ask you to cover it.</w:t>
       </w:r>
     </w:p>
     <w:p>
